--- a/Part-Two-Ch08-A-New-Birth-of-Freedom/Chickamauga & Chattanooga.docx
+++ b/Part-Two-Ch08-A-New-Birth-of-Freedom/Chickamauga & Chattanooga.docx
@@ -9,25 +9,22 @@
         <w:tblLook w:firstColumn="1" w:firstRow="1" w:lastColumn="0" w:lastRow="0" w:noHBand="0" w:noVBand="1" w:val="04A0"/>
       </w:tblPr>
       <w:tblGrid>
-        <w:gridCol w:w="9936"/>
+        <w:gridCol w:w="10224"/>
       </w:tblGrid>
       <w:tr>
         <w:tc>
           <w:tcPr>
-            <w:tcW w:type="dxa" w:w="9936"/>
+            <w:tcW w:type="dxa" w:w="10224"/>
             <w:shd w:val="clear" w:fill="B1442F"/>
           </w:tcPr>
           <w:p>
-            <w:pPr>
-              <w:jc w:val="left"/>
-            </w:pPr>
             <w:r>
               <w:rPr>
                 <w:b/>
                 <w:color w:val="FFE6DE"/>
                 <w:sz w:val="18"/>
               </w:rPr>
-              <w:t>CHAPTER 8 · DEEP DIVE · A HOUSE DIVIDED</w:t>
+              <w:t>PROMISE &amp; PRACTICE  ·  DEEP DIVE  ·  SOURCE ANALYSIS</w:t>
             </w:r>
           </w:p>
           <w:p>
@@ -35,18 +32,19 @@
               <w:rPr>
                 <w:b/>
                 <w:color w:val="FFFFFF"/>
-                <w:sz w:val="40"/>
+                <w:sz w:val="42"/>
               </w:rPr>
-              <w:t>Chickamauga &amp; Chattanooga</w:t>
+              <w:t>Chickamauga &amp; Chattanooga — A House Divided</w:t>
             </w:r>
           </w:p>
           <w:p>
             <w:r>
               <w:rPr>
+                <w:i/>
                 <w:color w:val="FFE6DE"/>
-                <w:sz w:val="21"/>
+                <w:sz w:val="22"/>
               </w:rPr>
-              <w:t>A crushing Union defeat, a desperate siege, and the breakout that threw open the gateway to the Deep South. 1863.</w:t>
+              <w:t>From Defeat to Open Door</w:t>
             </w:r>
           </w:p>
         </w:tc>
@@ -64,7 +62,7 @@
         <w:rPr>
           <w:sz w:val="21"/>
         </w:rPr>
-        <w:t xml:space="preserve">__________________________    </w:t>
+        <w:t xml:space="preserve">______________________________    </w:t>
       </w:r>
       <w:r>
         <w:rPr>
@@ -90,30 +88,214 @@
         <w:rPr>
           <w:sz w:val="21"/>
         </w:rPr>
-        <w:t>______________</w:t>
+        <w:t>________________</w:t>
+      </w:r>
+    </w:p>
+    <w:tbl>
+      <w:tblPr>
+        <w:tblW w:type="auto" w:w="0"/>
+        <w:tblLayout w:type="autofit"/>
+        <w:tblLook w:firstColumn="1" w:firstRow="1" w:lastColumn="0" w:lastRow="0" w:noHBand="0" w:noVBand="1" w:val="04A0"/>
+      </w:tblPr>
+      <w:tblGrid>
+        <w:gridCol w:w="10224"/>
+      </w:tblGrid>
+      <w:tr>
+        <w:tc>
+          <w:tcPr>
+            <w:tcW w:type="dxa" w:w="10224"/>
+            <w:shd w:val="clear" w:fill="f4c04e"/>
+          </w:tcPr>
+          <w:p>
+            <w:r>
+              <w:rPr>
+                <w:b/>
+                <w:color w:val="5A4512"/>
+                <w:sz w:val="19"/>
+              </w:rPr>
+              <w:t xml:space="preserve">WHAT I CAN DO TODAY   </w:t>
+            </w:r>
+            <w:r>
+              <w:rPr>
+                <w:color w:val="5A4512"/>
+                <w:sz w:val="21"/>
+              </w:rPr>
+              <w:t>I can read primary sources about Chickamauga &amp; Chattanooga — A House Divided, weigh who made each one and why, and use evidence to answer historical questions.</w:t>
+            </w:r>
+          </w:p>
+        </w:tc>
+      </w:tr>
+    </w:tbl>
+    <w:p>
+      <w:r>
+        <w:rPr>
+          <w:b/>
+          <w:color w:val="B1442F"/>
+        </w:rPr>
+        <w:t xml:space="preserve">Directions. </w:t>
+      </w:r>
+      <w:r>
+        <w:rPr>
+          <w:sz w:val="22"/>
+        </w:rPr>
+        <w:t>One event sets up the next. Trace the chain from Chickamauga to the gateway of the Deep South</w:t>
       </w:r>
     </w:p>
     <w:p/>
     <w:p>
       <w:r>
         <w:rPr>
+          <w:b/>
+          <w:color w:val="B1442F"/>
+          <w:sz w:val="26"/>
+        </w:rPr>
+        <w:t>THE SOURCES</w:t>
+      </w:r>
+    </w:p>
+    <w:p>
+      <w:pPr>
+        <w:spacing w:before="160"/>
+      </w:pPr>
+      <w:r>
+        <w:rPr>
+          <w:b/>
+          <w:color w:val="1C1714"/>
+          <w:sz w:val="23"/>
+        </w:rPr>
+        <w:t>THE IMAGE · SEPTEMBER 1863  —  The Battle of Chickamauga</w:t>
+      </w:r>
+    </w:p>
+    <w:p>
+      <w:pPr>
+        <w:jc w:val="center"/>
+      </w:pPr>
+      <w:r>
+        <w:drawing>
+          <wp:inline xmlns:a="http://schemas.openxmlformats.org/drawingml/2006/main" xmlns:pic="http://schemas.openxmlformats.org/drawingml/2006/picture">
+            <wp:extent cx="3931920" cy="3087172"/>
+            <wp:docPr id="1" name="Picture 1"/>
+            <wp:cNvGraphicFramePr>
+              <a:graphicFrameLocks noChangeAspect="1"/>
+            </wp:cNvGraphicFramePr>
+            <a:graphic>
+              <a:graphicData uri="http://schemas.openxmlformats.org/drawingml/2006/picture">
+                <pic:pic>
+                  <pic:nvPicPr>
+                    <pic:cNvPr id="0" name="image.jpg"/>
+                    <pic:cNvPicPr/>
+                  </pic:nvPicPr>
+                  <pic:blipFill>
+                    <a:blip r:embed="rId9"/>
+                    <a:stretch>
+                      <a:fillRect/>
+                    </a:stretch>
+                  </pic:blipFill>
+                  <pic:spPr>
+                    <a:xfrm>
+                      <a:off x="0" y="0"/>
+                      <a:ext cx="3931920" cy="3087172"/>
+                    </a:xfrm>
+                    <a:prstGeom prst="rect"/>
+                  </pic:spPr>
+                </pic:pic>
+              </a:graphicData>
+            </a:graphic>
+          </wp:inline>
+        </w:drawing>
+      </w:r>
+    </w:p>
+    <w:p>
+      <w:r>
+        <w:rPr>
+          <w:color w:val="6A6256"/>
+          <w:sz w:val="17"/>
+        </w:rPr>
+        <w:t>“Battle of Chickamauga, September 19–20, 1863” — chromolithograph, Kurz &amp; Allison, public domain (Library of Congress).</w:t>
+      </w:r>
+    </w:p>
+    <w:p>
+      <w:pPr>
+        <w:spacing w:before="160"/>
+      </w:pPr>
+      <w:r>
+        <w:rPr>
+          <w:b/>
+          <w:color w:val="1C1714"/>
+          <w:sz w:val="23"/>
+        </w:rPr>
+        <w:t>THE IMAGE · NOVEMBER 1863  —  The Battle Above the Clouds</w:t>
+      </w:r>
+    </w:p>
+    <w:p>
+      <w:pPr>
+        <w:jc w:val="center"/>
+      </w:pPr>
+      <w:r>
+        <w:drawing>
+          <wp:inline xmlns:a="http://schemas.openxmlformats.org/drawingml/2006/main" xmlns:pic="http://schemas.openxmlformats.org/drawingml/2006/picture">
+            <wp:extent cx="3931920" cy="3052614"/>
+            <wp:docPr id="2" name="Picture 2"/>
+            <wp:cNvGraphicFramePr>
+              <a:graphicFrameLocks noChangeAspect="1"/>
+            </wp:cNvGraphicFramePr>
+            <a:graphic>
+              <a:graphicData uri="http://schemas.openxmlformats.org/drawingml/2006/picture">
+                <pic:pic>
+                  <pic:nvPicPr>
+                    <pic:cNvPr id="0" name="image.jpg"/>
+                    <pic:cNvPicPr/>
+                  </pic:nvPicPr>
+                  <pic:blipFill>
+                    <a:blip r:embed="rId10"/>
+                    <a:stretch>
+                      <a:fillRect/>
+                    </a:stretch>
+                  </pic:blipFill>
+                  <pic:spPr>
+                    <a:xfrm>
+                      <a:off x="0" y="0"/>
+                      <a:ext cx="3931920" cy="3052614"/>
+                    </a:xfrm>
+                    <a:prstGeom prst="rect"/>
+                  </pic:spPr>
+                </pic:pic>
+              </a:graphicData>
+            </a:graphic>
+          </wp:inline>
+        </w:drawing>
+      </w:r>
+    </w:p>
+    <w:p>
+      <w:pPr>
+        <w:ind w:left="432"/>
+      </w:pPr>
+      <w:r>
+        <w:rPr>
           <w:i/>
           <w:color w:val="1C1714"/>
           <w:sz w:val="22"/>
         </w:rPr>
-        <w:t>A crushing Union defeat, a desperate siege, and the breakout that threw open the gateway to the Deep South. 1863.</w:t>
+        <w:t>Two months after the disaster at Chickamauga, the same Union army stormed the heights above Chattanooga and reversed the campaign</w:t>
       </w:r>
     </w:p>
     <w:p>
-      <w:pPr>
-        <w:spacing w:after="80"/>
-      </w:pPr>
       <w:r>
         <w:rPr>
-          <w:color w:val="1C1714"/>
-          <w:sz w:val="23"/>
+          <w:color w:val="6A6256"/>
+          <w:sz w:val="17"/>
         </w:rPr>
-        <w:t>How can an army lose a battle and still end up winning the campaign?</w:t>
+        <w:t>“Battle of Lookout Mountain, November 24, 1863” — chromolithograph, Kurz &amp; Allison, public domain (Library of Congress).</w:t>
+      </w:r>
+    </w:p>
+    <w:p/>
+    <w:p>
+      <w:r>
+        <w:rPr>
+          <w:b/>
+          <w:color w:val="B1442F"/>
+          <w:sz w:val="26"/>
+        </w:rPr>
+        <w:t>YOUR WORK</w:t>
       </w:r>
     </w:p>
     <w:p>
@@ -123,54 +305,65 @@
       <w:r>
         <w:rPr>
           <w:b/>
-          <w:color w:val="B1442F"/>
-          <w:sz w:val="28"/>
+          <w:color w:val="FFFFFF"/>
+          <w:sz w:val="20"/>
+          <w:shd w:val="clear" w:fill="B1442F"/>
         </w:rPr>
-        <w:t>The Door to Georgia</w:t>
+        <w:t xml:space="preserve">  QUESTION 1  </w:t>
+      </w:r>
+      <w:r>
+        <w:rPr>
+          <w:b/>
+          <w:color w:val="6A6256"/>
+          <w:sz w:val="18"/>
+        </w:rPr>
+        <w:t xml:space="preserve">   STEP 1 · ORDER THE EVENTS</w:t>
       </w:r>
     </w:p>
     <w:p>
       <w:r>
         <w:rPr>
-          <w:b/>
-          <w:color w:val="6A6256"/>
-          <w:sz w:val="17"/>
+          <w:b w:val="0"/>
+          <w:color w:val="1C1714"/>
+          <w:sz w:val="23"/>
         </w:rPr>
-        <w:t>THE GATEWAY</w:t>
+        <w:t>Number these events 1–5 in order: (a) Grant opens the “Cracker Line” · (b) the Union loses at Chickamauga · (c) Union troops storm Missionary Ridge · (d) the Union army is besieged and starving in Chattanooga · (e) the gateway to Georgia opens for Sherman.</w:t>
       </w:r>
     </w:p>
     <w:p>
       <w:pPr>
-        <w:spacing w:after="80"/>
+        <w:spacing w:after="120"/>
       </w:pPr>
       <w:r>
         <w:rPr>
-          <w:color w:val="1C1714"/>
-          <w:sz w:val="23"/>
+          <w:color w:val="9A9286"/>
+          <w:sz w:val="22"/>
         </w:rPr>
-        <w:t>After Gettysburg and Vicksburg, the war's center shifted to Chattanooga, Tennessee — a vital railroad hub and the gateway to Georgia and the heart of the Confederacy. Union General William Rosecrans cleverly maneuvered the Confederates out of the city without a fight.</w:t>
+        <w:t>____________________________________________________________________________________________</w:t>
       </w:r>
     </w:p>
     <w:p>
       <w:pPr>
-        <w:spacing w:after="80"/>
+        <w:spacing w:after="120"/>
       </w:pPr>
       <w:r>
         <w:rPr>
-          <w:color w:val="1C1714"/>
-          <w:sz w:val="23"/>
+          <w:color w:val="9A9286"/>
+          <w:sz w:val="22"/>
         </w:rPr>
-        <w:t>But the Confederate army under Braxton Bragg was not finished. It turned and struck back just across the Georgia line, along a creek the Cherokee called Chickamauga — “River of Death.”</w:t>
+        <w:t>____________________________________________________________________________________________</w:t>
       </w:r>
     </w:p>
     <w:p>
+      <w:pPr>
+        <w:spacing w:after="120"/>
+      </w:pPr>
       <w:r>
         <w:rPr>
-          <w:i/>
-          <w:color w:val="6A6256"/>
-          <w:sz w:val="17"/>
+          <w:color w:val="9A9286"/>
+          <w:sz w:val="22"/>
         </w:rPr>
-        <w:t>“Battle of Chickamauga, September 19–20, 1863” — chromolithograph, Kurz &amp; Allison, public domain (Library of Congress).</w:t>
+        <w:t>____________________________________________________________________________________________</w:t>
       </w:r>
     </w:p>
     <w:p>
@@ -180,40 +373,77 @@
       <w:r>
         <w:rPr>
           <w:b/>
-          <w:color w:val="B1442F"/>
-          <w:sz w:val="28"/>
+          <w:color w:val="FFFFFF"/>
+          <w:sz w:val="20"/>
+          <w:shd w:val="clear" w:fill="B1442F"/>
         </w:rPr>
-        <w:t>The Battle of Chickamauga</w:t>
+        <w:t xml:space="preserve">  QUESTION 2  </w:t>
+      </w:r>
+      <w:r>
+        <w:rPr>
+          <w:b/>
+          <w:color w:val="6A6256"/>
+          <w:sz w:val="18"/>
+        </w:rPr>
+        <w:t xml:space="preserve">   STEP 2 · THE HINGE</w:t>
       </w:r>
     </w:p>
     <w:p>
       <w:r>
         <w:rPr>
-          <w:b/>
-          <w:color w:val="6A6256"/>
-          <w:sz w:val="17"/>
+          <w:b w:val="0"/>
+          <w:color w:val="1C1714"/>
+          <w:sz w:val="23"/>
         </w:rPr>
-        <w:t>SEPTEMBER 19–20, 1863</w:t>
+        <w:t>The Union army was trapped and starving in Chattanooga. What was the key cause of its recovery?</w:t>
       </w:r>
     </w:p>
     <w:p>
+      <w:pPr>
+        <w:spacing w:after="40"/>
+        <w:ind w:left="432"/>
+      </w:pPr>
       <w:r>
         <w:rPr>
-          <w:i/>
-          <w:color w:val="1C1714"/>
           <w:sz w:val="22"/>
         </w:rPr>
-        <w:t>A gap opened in the Union line, and the Confederates poured through, routing half of Rosecrans's army. It was one of the bloodiest battles of the war — and a Confederate victory.</w:t>
+        <w:t>☐  A.  the Confederates surrendered</w:t>
       </w:r>
     </w:p>
     <w:p>
+      <w:pPr>
+        <w:spacing w:after="40"/>
+        <w:ind w:left="432"/>
+      </w:pPr>
       <w:r>
         <w:rPr>
-          <w:i/>
-          <w:color w:val="6A6256"/>
-          <w:sz w:val="17"/>
+          <w:sz w:val="22"/>
         </w:rPr>
-        <w:t>“Battle of Chickamauga, September 19–20, 1863” — chromolithograph, Kurz &amp; Allison, public domain (Library of Congress).</w:t>
+        <w:t>☐  B.  winter ended the fighting</w:t>
+      </w:r>
+    </w:p>
+    <w:p>
+      <w:pPr>
+        <w:spacing w:after="40"/>
+        <w:ind w:left="432"/>
+      </w:pPr>
+      <w:r>
+        <w:rPr>
+          <w:sz w:val="22"/>
+        </w:rPr>
+        <w:t>☐  C.  Grant arrived and opened a supply route (the “Cracker Line”)</w:t>
+      </w:r>
+    </w:p>
+    <w:p>
+      <w:pPr>
+        <w:spacing w:after="40"/>
+        <w:ind w:left="432"/>
+      </w:pPr>
+      <w:r>
+        <w:rPr>
+          <w:sz w:val="22"/>
+        </w:rPr>
+        <w:t>☐  D.  the army retreated to Kentucky</w:t>
       </w:r>
     </w:p>
     <w:p>
@@ -223,54 +453,77 @@
       <w:r>
         <w:rPr>
           <w:b/>
-          <w:color w:val="B1442F"/>
-          <w:sz w:val="28"/>
+          <w:color w:val="FFFFFF"/>
+          <w:sz w:val="20"/>
+          <w:shd w:val="clear" w:fill="B1442F"/>
         </w:rPr>
-        <w:t>A Stand That Saved an Army</w:t>
+        <w:t xml:space="preserve">  QUESTION 3  </w:t>
+      </w:r>
+      <w:r>
+        <w:rPr>
+          <w:b/>
+          <w:color w:val="6A6256"/>
+          <w:sz w:val="18"/>
+        </w:rPr>
+        <w:t xml:space="preserve">   STEP 3 · LOST BATTLE, WON CAMPAIGN</w:t>
       </w:r>
     </w:p>
     <w:p>
       <w:r>
         <w:rPr>
-          <w:b/>
-          <w:color w:val="6A6256"/>
-          <w:sz w:val="17"/>
+          <w:b w:val="0"/>
+          <w:color w:val="1C1714"/>
+          <w:sz w:val="23"/>
         </w:rPr>
-        <w:t>THE ROCK OF CHICKAMAUGA</w:t>
+        <w:t>The Union lost the Battle of Chickamauga but won the campaign for Chattanooga. Explain how that happened — what did the defeat lead to, and how did the Union turn it around?</w:t>
       </w:r>
     </w:p>
     <w:p>
       <w:pPr>
-        <w:spacing w:after="80"/>
+        <w:spacing w:after="120"/>
       </w:pPr>
       <w:r>
         <w:rPr>
-          <w:color w:val="1C1714"/>
-          <w:sz w:val="23"/>
+          <w:color w:val="9A9286"/>
+          <w:sz w:val="22"/>
         </w:rPr>
-        <w:t>As the Union right collapsed, General George Thomas held the left flank against assault after assault, buying time for the rest of the army to escape. His stand earned him the name “the Rock of Chickamauga.”</w:t>
+        <w:t>____________________________________________________________________________________________</w:t>
       </w:r>
     </w:p>
     <w:p>
       <w:pPr>
-        <w:spacing w:after="80"/>
+        <w:spacing w:after="120"/>
       </w:pPr>
       <w:r>
         <w:rPr>
-          <w:color w:val="1C1714"/>
-          <w:sz w:val="23"/>
+          <w:color w:val="9A9286"/>
+          <w:sz w:val="22"/>
         </w:rPr>
-        <w:t>But the victory was Bragg's. The battered Union army retreated into Chattanooga — and Bragg seized the heights above the city, Lookout Mountain and Missionary Ridge, trapping the Union army and cutting off its food.</w:t>
+        <w:t>____________________________________________________________________________________________</w:t>
       </w:r>
     </w:p>
     <w:p>
+      <w:pPr>
+        <w:spacing w:after="120"/>
+      </w:pPr>
       <w:r>
         <w:rPr>
-          <w:i/>
-          <w:color w:val="6A6256"/>
-          <w:sz w:val="17"/>
+          <w:color w:val="9A9286"/>
+          <w:sz w:val="22"/>
         </w:rPr>
-        <w:t>“Battle of Lookout Mountain, November 24, 1863” — chromolithograph, Kurz &amp; Allison, public domain (Library of Congress).</w:t>
+        <w:t>____________________________________________________________________________________________</w:t>
+      </w:r>
+    </w:p>
+    <w:p>
+      <w:pPr>
+        <w:spacing w:after="120"/>
+      </w:pPr>
+      <w:r>
+        <w:rPr>
+          <w:color w:val="9A9286"/>
+          <w:sz w:val="22"/>
+        </w:rPr>
+        <w:t>____________________________________________________________________________________________</w:t>
       </w:r>
     </w:p>
     <w:p>
@@ -280,212 +533,79 @@
       <w:r>
         <w:rPr>
           <w:b/>
-          <w:color w:val="B1442F"/>
-          <w:sz w:val="28"/>
+          <w:color w:val="FFFFFF"/>
+          <w:sz w:val="20"/>
+          <w:shd w:val="clear" w:fill="B1442F"/>
         </w:rPr>
-        <w:t>The “Cracker Line”</w:t>
+        <w:t xml:space="preserve">  QUESTION 4  </w:t>
+      </w:r>
+      <w:r>
+        <w:rPr>
+          <w:b/>
+          <w:color w:val="6A6256"/>
+          <w:sz w:val="18"/>
+        </w:rPr>
+        <w:t xml:space="preserve">   STEP 4 · THE NEXT EFFECT</w:t>
       </w:r>
     </w:p>
     <w:p>
       <w:r>
         <w:rPr>
-          <w:b/>
-          <w:color w:val="6A6256"/>
-          <w:sz w:val="17"/>
+          <w:b w:val="0"/>
+          <w:color w:val="1C1714"/>
+          <w:sz w:val="23"/>
         </w:rPr>
-        <w:t>THE SIEGE, AND THE RESCUE</w:t>
+        <w:t>In two or three sentences, explain why taking Chattanooga mattered for the rest of the war. What did it open up, and who would use it in 1864?</w:t>
       </w:r>
     </w:p>
     <w:p>
       <w:pPr>
-        <w:spacing w:after="80"/>
+        <w:spacing w:after="120"/>
       </w:pPr>
       <w:r>
         <w:rPr>
-          <w:color w:val="1C1714"/>
-          <w:sz w:val="23"/>
+          <w:color w:val="9A9286"/>
+          <w:sz w:val="22"/>
         </w:rPr>
-        <w:t>The Union army in Chattanooga began to starve. Then Ulysses S. Grant arrived to take command. Within days he opened a new supply route — soldiers called it the “Cracker Line” — and food and reinforcements poured in.</w:t>
+        <w:t>____________________________________________________________________________________________</w:t>
       </w:r>
     </w:p>
     <w:p>
       <w:pPr>
-        <w:spacing w:after="80"/>
+        <w:spacing w:after="120"/>
       </w:pPr>
       <w:r>
         <w:rPr>
-          <w:color w:val="1C1714"/>
-          <w:sz w:val="23"/>
+          <w:color w:val="9A9286"/>
+          <w:sz w:val="22"/>
         </w:rPr>
-        <w:t>In late November 1863, the revived Union army struck back. At the Battle of Lookout Mountain — the “Battle Above the Clouds,” fought in the fog — and then up the slopes of Missionary Ridge, Union troops stormed the heights and swept the Confederates off them.</w:t>
-      </w:r>
-    </w:p>
-    <w:p>
-      <w:r>
-        <w:rPr>
-          <w:i/>
-          <w:color w:val="6A6256"/>
-          <w:sz w:val="17"/>
-        </w:rPr>
-        <w:t>Turning points, 1863–65 — map, © ShadowDog Digital Studios (SDS Digital Collection).</w:t>
+        <w:t>____________________________________________________________________________________________</w:t>
       </w:r>
     </w:p>
     <w:p>
       <w:pPr>
-        <w:spacing w:before="200"/>
+        <w:spacing w:after="120"/>
       </w:pPr>
       <w:r>
         <w:rPr>
-          <w:b/>
-          <w:color w:val="B1442F"/>
-          <w:sz w:val="28"/>
-        </w:rPr>
-        <w:t>The Battle Above the Clouds</w:t>
-      </w:r>
-    </w:p>
-    <w:p>
-      <w:r>
-        <w:rPr>
-          <w:b/>
-          <w:color w:val="6A6256"/>
-          <w:sz w:val="17"/>
-        </w:rPr>
-        <w:t>NOVEMBER 1863</w:t>
-      </w:r>
-    </w:p>
-    <w:p>
-      <w:r>
-        <w:rPr>
-          <w:i/>
-          <w:color w:val="1C1714"/>
+          <w:color w:val="9A9286"/>
           <w:sz w:val="22"/>
         </w:rPr>
-        <w:t>Union soldiers fought their way up the fog-shrouded slopes of Lookout Mountain, then charged Missionary Ridge in a spontaneous, unstoppable rush that stunned both armies.</w:t>
-      </w:r>
-    </w:p>
-    <w:p>
-      <w:r>
-        <w:rPr>
-          <w:i/>
-          <w:color w:val="6A6256"/>
-          <w:sz w:val="17"/>
-        </w:rPr>
-        <w:t>“Battle of Lookout Mountain, November 24, 1863” — chromolithograph, Kurz &amp; Allison, public domain (Library of Congress).</w:t>
-      </w:r>
-    </w:p>
-    <w:p>
-      <w:r>
-        <w:rPr>
-          <w:b/>
-          <w:color w:val="6A6256"/>
-          <w:sz w:val="17"/>
-        </w:rPr>
-        <w:t>A UNION OFFICER AT MISSIONARY RIDGE</w:t>
+        <w:t>____________________________________________________________________________________________</w:t>
       </w:r>
     </w:p>
     <w:p>
       <w:pPr>
-        <w:spacing w:after="80"/>
+        <w:spacing w:after="120"/>
       </w:pPr>
       <w:r>
         <w:rPr>
-          <w:color w:val="1C1714"/>
-          <w:sz w:val="23"/>
+          <w:color w:val="9A9286"/>
+          <w:sz w:val="22"/>
         </w:rPr>
-        <w:t>The men … seemed to be impelled by some irresistible force … up they went, over the works, and the day was won.</w:t>
+        <w:t>____________________________________________________________________________________________</w:t>
       </w:r>
     </w:p>
-    <w:p>
-      <w:pPr>
-        <w:spacing w:before="200"/>
-      </w:pPr>
-      <w:r>
-        <w:rPr>
-          <w:b/>
-          <w:color w:val="B1442F"/>
-          <w:sz w:val="28"/>
-        </w:rPr>
-        <w:t>The Gateway Swings Open</w:t>
-      </w:r>
-    </w:p>
-    <w:p>
-      <w:r>
-        <w:rPr>
-          <w:b/>
-          <w:color w:val="6A6256"/>
-          <w:sz w:val="17"/>
-        </w:rPr>
-        <w:t>WHY IT MATTERS</w:t>
-      </w:r>
-    </w:p>
-    <w:p>
-      <w:pPr>
-        <w:spacing w:after="80"/>
-      </w:pPr>
-      <w:r>
-        <w:rPr>
-          <w:color w:val="1C1714"/>
-          <w:sz w:val="23"/>
-        </w:rPr>
-        <w:t>The cost of Chickamauga had been terrible, but the effect of the whole campaign was decisive. With Chattanooga secured, the door to Georgia stood open.</w:t>
-      </w:r>
-    </w:p>
-    <w:p>
-      <w:pPr>
-        <w:spacing w:after="80"/>
-      </w:pPr>
-      <w:r>
-        <w:rPr>
-          <w:color w:val="1C1714"/>
-          <w:sz w:val="23"/>
-        </w:rPr>
-        <w:t>From this base, in the spring of 1864, William Tecumseh Sherman would launch the campaign for Atlanta — and then his march to the sea. A defeat in September had set up the war-winning offensive of 1864.</w:t>
-      </w:r>
-    </w:p>
-    <w:p>
-      <w:r>
-        <w:rPr>
-          <w:i/>
-          <w:color w:val="6A6256"/>
-          <w:sz w:val="17"/>
-        </w:rPr>
-        <w:t>“Battle of Lookout Mountain, November 24, 1863” — chromolithograph, Kurz &amp; Allison, public domain (Library of Congress).</w:t>
-      </w:r>
-    </w:p>
-    <w:p>
-      <w:pPr>
-        <w:spacing w:before="200"/>
-      </w:pPr>
-      <w:r>
-        <w:rPr>
-          <w:b/>
-          <w:color w:val="B1442F"/>
-          <w:sz w:val="28"/>
-        </w:rPr>
-        <w:t>Trace the Chain</w:t>
-      </w:r>
-    </w:p>
-    <w:p>
-      <w:r>
-        <w:rPr>
-          <w:b/>
-          <w:color w:val="6A6256"/>
-          <w:sz w:val="17"/>
-        </w:rPr>
-        <w:t>YOUR TURN</w:t>
-      </w:r>
-    </w:p>
-    <w:p>
-      <w:r>
-        <w:rPr>
-          <w:i/>
-          <w:color w:val="1C1714"/>
-          <w:sz w:val="22"/>
-        </w:rPr>
-        <w:t>You'll put the campaign's events in order and practice cause and effect — explaining how a lost battle led to a won campaign, and what it opened up next.</w:t>
-      </w:r>
-    </w:p>
-    <w:p/>
     <w:p>
       <w:pPr>
         <w:jc w:val="center"/>
@@ -498,9 +618,160 @@
         <w:t>Promise &amp; Practice · ShadowDog Digital Studios · Unit 2</w:t>
       </w:r>
     </w:p>
+    <w:p>
+      <w:r>
+        <w:br w:type="page"/>
+      </w:r>
+    </w:p>
+    <w:tbl>
+      <w:tblPr>
+        <w:tblW w:type="auto" w:w="0"/>
+        <w:tblLayout w:type="autofit"/>
+        <w:tblLook w:firstColumn="1" w:firstRow="1" w:lastColumn="0" w:lastRow="0" w:noHBand="0" w:noVBand="1" w:val="04A0"/>
+      </w:tblPr>
+      <w:tblGrid>
+        <w:gridCol w:w="10224"/>
+      </w:tblGrid>
+      <w:tr>
+        <w:tc>
+          <w:tcPr>
+            <w:tcW w:type="dxa" w:w="10224"/>
+            <w:shd w:val="clear" w:fill="2c2219"/>
+          </w:tcPr>
+          <w:p>
+            <w:r>
+              <w:rPr>
+                <w:b/>
+                <w:color w:val="F0A184"/>
+                <w:sz w:val="28"/>
+              </w:rPr>
+              <w:t>TEACHER ANSWER KEY  —  Chickamauga &amp; Chattanooga — A House Divided</w:t>
+            </w:r>
+          </w:p>
+        </w:tc>
+      </w:tr>
+    </w:tbl>
+    <w:p/>
+    <w:p>
+      <w:r>
+        <w:rPr>
+          <w:b/>
+          <w:color w:val="B1442F"/>
+          <w:sz w:val="22"/>
+        </w:rPr>
+        <w:t xml:space="preserve">QUESTION 1:  </w:t>
+      </w:r>
+      <w:r>
+        <w:rPr>
+          <w:sz w:val="22"/>
+        </w:rPr>
+        <w:t>Open response.</w:t>
+      </w:r>
+    </w:p>
+    <w:p>
+      <w:pPr>
+        <w:ind w:left="432"/>
+      </w:pPr>
+      <w:r>
+        <w:rPr>
+          <w:i/>
+          <w:color w:val="6A6256"/>
+          <w:sz w:val="21"/>
+        </w:rPr>
+        <w:t>Look for a response along the lines of: “1 = ___  2 = ___  3 = ___  4 = ___  5 = ___”</w:t>
+      </w:r>
+    </w:p>
+    <w:p>
+      <w:r>
+        <w:rPr>
+          <w:b/>
+          <w:color w:val="B1442F"/>
+          <w:sz w:val="22"/>
+        </w:rPr>
+        <w:t xml:space="preserve">QUESTION 2:  </w:t>
+      </w:r>
+      <w:r>
+        <w:rPr>
+          <w:b/>
+          <w:sz w:val="22"/>
+        </w:rPr>
+        <w:t>Correct — C. Grant arrived and opened a supply route (the “Cracker Line”)</w:t>
+      </w:r>
+    </w:p>
+    <w:p>
+      <w:pPr>
+        <w:ind w:left="432"/>
+      </w:pPr>
+      <w:r>
+        <w:rPr>
+          <w:i/>
+          <w:color w:val="6A6256"/>
+          <w:sz w:val="21"/>
+        </w:rPr>
+        <w:t>Right. Grant's arrival and the “Cracker Line” reopened the supply route, feeding and reinforcing the army so it could go back on the offensive.</w:t>
+      </w:r>
+    </w:p>
+    <w:p>
+      <w:r>
+        <w:rPr>
+          <w:b/>
+          <w:color w:val="B1442F"/>
+          <w:sz w:val="22"/>
+        </w:rPr>
+        <w:t xml:space="preserve">QUESTION 3:  </w:t>
+      </w:r>
+      <w:r>
+        <w:rPr>
+          <w:sz w:val="22"/>
+        </w:rPr>
+        <w:t>Open response.</w:t>
+      </w:r>
+    </w:p>
+    <w:p>
+      <w:pPr>
+        <w:ind w:left="432"/>
+      </w:pPr>
+      <w:r>
+        <w:rPr>
+          <w:i/>
+          <w:color w:val="6A6256"/>
+          <w:sz w:val="21"/>
+        </w:rPr>
+        <w:t>Look for a response along the lines of: “The defeat at Chickamauga led to…, but then…”</w:t>
+      </w:r>
+    </w:p>
+    <w:p>
+      <w:r>
+        <w:rPr>
+          <w:b/>
+          <w:color w:val="B1442F"/>
+          <w:sz w:val="22"/>
+        </w:rPr>
+        <w:t xml:space="preserve">QUESTION 4:  </w:t>
+      </w:r>
+      <w:r>
+        <w:rPr>
+          <w:sz w:val="22"/>
+        </w:rPr>
+        <w:t>Open response.</w:t>
+      </w:r>
+    </w:p>
+    <w:p>
+      <w:pPr>
+        <w:ind w:left="432"/>
+      </w:pPr>
+      <w:r>
+        <w:rPr>
+          <w:i/>
+          <w:color w:val="6A6256"/>
+          <w:sz w:val="21"/>
+        </w:rPr>
+        <w:t>Look for a response along the lines of: “Holding Chattanooga opened…, which let Sherman…”</w:t>
+      </w:r>
+    </w:p>
     <w:sectPr>
       <w:pgSz w:w="12240" w:h="15840"/>
-      <w:pgMar w:top="1152" w:right="1152" w:bottom="1152" w:left="1152" w:header="720" w:footer="720" w:gutter="0"/>
+      <w:pgMar w:top="1008" w:right="1008" w:bottom="1008" w:left="1008" w:header="720" w:footer="720" w:gutter="0"/>
       <w:cols w:space="720"/>
       <w:docGrid w:linePitch="360"/>
     </w:sectPr>
